--- a/DAY 3 EXPERIMENTS.docx
+++ b/DAY 3 EXPERIMENTS.docx
@@ -757,422 +757,65 @@
     <w:p>
       <w:pPr>
         <w:rPr>
-          <w:lang w:val="en-US"/>
-        </w:rPr>
-      </w:pPr>
-      <w:r>
-        <w:rPr>
-          <w:lang w:val="en-US"/>
-        </w:rPr>
-        <w:t>OUTPUT:</w:t>
-      </w:r>
-    </w:p>
-    <w:p>
-      <w:pPr>
-        <w:rPr>
           <w:b/>
           <w:bCs/>
+          <w:lang w:val="en-US"/>
         </w:rPr>
       </w:pPr>
       <w:r>
         <w:rPr>
           <w:b/>
           <w:bCs/>
-        </w:rPr>
-        <w:t>2: Passive vs Active Attack Detection</w:t>
-      </w:r>
-    </w:p>
-    <w:p>
-      <w:pPr>
-        <w:rPr>
-          <w:lang w:val="en-US"/>
-        </w:rPr>
-      </w:pPr>
-      <w:r>
-        <w:rPr>
-          <w:lang w:val="en-US"/>
-        </w:rPr>
-        <w:t># Passive vs Active Attack Classification</w:t>
-      </w:r>
-    </w:p>
-    <w:p>
-      <w:pPr>
-        <w:rPr>
-          <w:lang w:val="en-US"/>
-        </w:rPr>
-      </w:pPr>
-    </w:p>
-    <w:p>
-      <w:pPr>
-        <w:rPr>
-          <w:lang w:val="en-US"/>
-        </w:rPr>
-      </w:pPr>
-      <w:proofErr w:type="spellStart"/>
-      <w:r>
-        <w:rPr>
-          <w:lang w:val="en-US"/>
-        </w:rPr>
-        <w:t>passive_attacks</w:t>
-      </w:r>
-      <w:proofErr w:type="spellEnd"/>
-      <w:r>
-        <w:rPr>
-          <w:lang w:val="en-US"/>
-        </w:rPr>
-        <w:t xml:space="preserve"> = ["packet sniffing", "traffic analysis", "eavesdropping"]</w:t>
-      </w:r>
-    </w:p>
-    <w:p>
-      <w:pPr>
-        <w:rPr>
-          <w:lang w:val="en-US"/>
-        </w:rPr>
-      </w:pPr>
-      <w:proofErr w:type="spellStart"/>
-      <w:r>
-        <w:rPr>
-          <w:lang w:val="en-US"/>
-        </w:rPr>
-        <w:t>active_attacks</w:t>
-      </w:r>
-      <w:proofErr w:type="spellEnd"/>
-      <w:r>
-        <w:rPr>
-          <w:lang w:val="en-US"/>
-        </w:rPr>
-        <w:t xml:space="preserve"> = ["replay attack", "message modification", "masquerade", "dos"]</w:t>
-      </w:r>
-    </w:p>
-    <w:p>
-      <w:pPr>
-        <w:rPr>
-          <w:lang w:val="en-US"/>
-        </w:rPr>
-      </w:pPr>
-    </w:p>
-    <w:p>
-      <w:pPr>
-        <w:rPr>
-          <w:lang w:val="en-US"/>
-        </w:rPr>
-      </w:pPr>
-      <w:r>
-        <w:rPr>
-          <w:lang w:val="en-US"/>
-        </w:rPr>
-        <w:t xml:space="preserve">attack = </w:t>
-      </w:r>
-      <w:proofErr w:type="gramStart"/>
-      <w:r>
-        <w:rPr>
-          <w:lang w:val="en-US"/>
-        </w:rPr>
-        <w:t>input(</w:t>
-      </w:r>
-      <w:proofErr w:type="gramEnd"/>
-      <w:r>
-        <w:rPr>
-          <w:lang w:val="en-US"/>
-        </w:rPr>
-        <w:t>"Enter attack type: "</w:t>
-      </w:r>
-      <w:proofErr w:type="gramStart"/>
-      <w:r>
-        <w:rPr>
-          <w:lang w:val="en-US"/>
-        </w:rPr>
-        <w:t>).lower</w:t>
-      </w:r>
-      <w:proofErr w:type="gramEnd"/>
-      <w:r>
-        <w:rPr>
-          <w:lang w:val="en-US"/>
-        </w:rPr>
-        <w:t>()</w:t>
-      </w:r>
-    </w:p>
-    <w:p>
-      <w:pPr>
-        <w:rPr>
-          <w:lang w:val="en-US"/>
-        </w:rPr>
-      </w:pPr>
-    </w:p>
-    <w:p>
-      <w:pPr>
-        <w:rPr>
-          <w:lang w:val="en-US"/>
-        </w:rPr>
-      </w:pPr>
-      <w:r>
-        <w:rPr>
-          <w:lang w:val="en-US"/>
-        </w:rPr>
-        <w:t xml:space="preserve">if attack in </w:t>
-      </w:r>
-      <w:proofErr w:type="spellStart"/>
-      <w:r>
-        <w:rPr>
-          <w:lang w:val="en-US"/>
-        </w:rPr>
-        <w:t>passive_attacks</w:t>
-      </w:r>
-      <w:proofErr w:type="spellEnd"/>
-      <w:r>
-        <w:rPr>
-          <w:lang w:val="en-US"/>
-        </w:rPr>
-        <w:t>:</w:t>
-      </w:r>
-    </w:p>
-    <w:p>
-      <w:pPr>
-        <w:rPr>
-          <w:lang w:val="en-US"/>
-        </w:rPr>
-      </w:pPr>
-      <w:r>
-        <w:rPr>
-          <w:lang w:val="en-US"/>
-        </w:rPr>
-        <w:t xml:space="preserve">    </w:t>
-      </w:r>
-      <w:proofErr w:type="gramStart"/>
-      <w:r>
-        <w:rPr>
-          <w:lang w:val="en-US"/>
-        </w:rPr>
-        <w:t>print(</w:t>
-      </w:r>
-      <w:proofErr w:type="gramEnd"/>
-      <w:r>
-        <w:rPr>
-          <w:lang w:val="en-US"/>
-        </w:rPr>
-        <w:t>"Attack Type: Passive Attack")</w:t>
-      </w:r>
-    </w:p>
-    <w:p>
-      <w:pPr>
-        <w:rPr>
-          <w:lang w:val="en-US"/>
-        </w:rPr>
-      </w:pPr>
-      <w:r>
-        <w:rPr>
-          <w:lang w:val="en-US"/>
-        </w:rPr>
-        <w:t xml:space="preserve">    </w:t>
-      </w:r>
-      <w:proofErr w:type="gramStart"/>
-      <w:r>
-        <w:rPr>
-          <w:lang w:val="en-US"/>
-        </w:rPr>
-        <w:t>print(</w:t>
-      </w:r>
-      <w:proofErr w:type="gramEnd"/>
-      <w:r>
-        <w:rPr>
-          <w:lang w:val="en-US"/>
-        </w:rPr>
-        <w:t>"Affected Security Goal: Confidentiality")</w:t>
-      </w:r>
-    </w:p>
-    <w:p>
-      <w:pPr>
-        <w:rPr>
-          <w:lang w:val="en-US"/>
-        </w:rPr>
-      </w:pPr>
-      <w:proofErr w:type="spellStart"/>
-      <w:r>
-        <w:rPr>
-          <w:lang w:val="en-US"/>
-        </w:rPr>
-        <w:t>elif</w:t>
-      </w:r>
-      <w:proofErr w:type="spellEnd"/>
-      <w:r>
-        <w:rPr>
-          <w:lang w:val="en-US"/>
-        </w:rPr>
-        <w:t xml:space="preserve"> attack in </w:t>
-      </w:r>
-      <w:proofErr w:type="spellStart"/>
-      <w:r>
-        <w:rPr>
-          <w:lang w:val="en-US"/>
-        </w:rPr>
-        <w:t>active_attacks</w:t>
-      </w:r>
-      <w:proofErr w:type="spellEnd"/>
-      <w:r>
-        <w:rPr>
-          <w:lang w:val="en-US"/>
-        </w:rPr>
-        <w:t>:</w:t>
-      </w:r>
-    </w:p>
-    <w:p>
-      <w:pPr>
-        <w:rPr>
-          <w:lang w:val="en-US"/>
-        </w:rPr>
-      </w:pPr>
-      <w:r>
-        <w:rPr>
-          <w:lang w:val="en-US"/>
-        </w:rPr>
-        <w:t xml:space="preserve">    </w:t>
-      </w:r>
-      <w:proofErr w:type="gramStart"/>
-      <w:r>
-        <w:rPr>
-          <w:lang w:val="en-US"/>
-        </w:rPr>
-        <w:t>print(</w:t>
-      </w:r>
-      <w:proofErr w:type="gramEnd"/>
-      <w:r>
-        <w:rPr>
-          <w:lang w:val="en-US"/>
-        </w:rPr>
-        <w:t>"Attack Type: Active Attack")</w:t>
-      </w:r>
-    </w:p>
-    <w:p>
-      <w:pPr>
-        <w:rPr>
-          <w:lang w:val="en-US"/>
-        </w:rPr>
-      </w:pPr>
-      <w:r>
-        <w:rPr>
-          <w:lang w:val="en-US"/>
-        </w:rPr>
-        <w:t xml:space="preserve">    if attack == "dos":</w:t>
-      </w:r>
-    </w:p>
-    <w:p>
-      <w:pPr>
-        <w:rPr>
-          <w:lang w:val="en-US"/>
-        </w:rPr>
-      </w:pPr>
-      <w:r>
-        <w:rPr>
-          <w:lang w:val="en-US"/>
-        </w:rPr>
-        <w:t xml:space="preserve">        </w:t>
-      </w:r>
-      <w:proofErr w:type="gramStart"/>
-      <w:r>
-        <w:rPr>
-          <w:lang w:val="en-US"/>
-        </w:rPr>
-        <w:t>print(</w:t>
-      </w:r>
-      <w:proofErr w:type="gramEnd"/>
-      <w:r>
-        <w:rPr>
-          <w:lang w:val="en-US"/>
-        </w:rPr>
-        <w:t>"Affected Security Goal: Availability")</w:t>
-      </w:r>
-    </w:p>
-    <w:p>
-      <w:pPr>
-        <w:rPr>
-          <w:lang w:val="en-US"/>
-        </w:rPr>
-      </w:pPr>
-      <w:r>
-        <w:rPr>
-          <w:lang w:val="en-US"/>
-        </w:rPr>
-        <w:t xml:space="preserve">    else:</w:t>
-      </w:r>
-    </w:p>
-    <w:p>
-      <w:pPr>
-        <w:rPr>
-          <w:lang w:val="en-US"/>
-        </w:rPr>
-      </w:pPr>
-      <w:r>
-        <w:rPr>
-          <w:lang w:val="en-US"/>
-        </w:rPr>
-        <w:t xml:space="preserve">        </w:t>
-      </w:r>
-      <w:proofErr w:type="gramStart"/>
-      <w:r>
-        <w:rPr>
-          <w:lang w:val="en-US"/>
-        </w:rPr>
-        <w:t>print(</w:t>
-      </w:r>
-      <w:proofErr w:type="gramEnd"/>
-      <w:r>
-        <w:rPr>
-          <w:lang w:val="en-US"/>
-        </w:rPr>
-        <w:t>"Affected Security Goal: Integrity")</w:t>
-      </w:r>
-    </w:p>
-    <w:p>
-      <w:pPr>
-        <w:rPr>
-          <w:lang w:val="en-US"/>
-        </w:rPr>
-      </w:pPr>
-      <w:r>
-        <w:rPr>
-          <w:lang w:val="en-US"/>
-        </w:rPr>
-        <w:t>else:</w:t>
-      </w:r>
-    </w:p>
-    <w:p>
-      <w:pPr>
-        <w:rPr>
-          <w:lang w:val="en-US"/>
-        </w:rPr>
-      </w:pPr>
-      <w:r>
-        <w:rPr>
-          <w:lang w:val="en-US"/>
-        </w:rPr>
-        <w:t xml:space="preserve">    </w:t>
-      </w:r>
-      <w:proofErr w:type="gramStart"/>
-      <w:r>
-        <w:rPr>
-          <w:lang w:val="en-US"/>
-        </w:rPr>
-        <w:t>print(</w:t>
-      </w:r>
-      <w:proofErr w:type="gramEnd"/>
-      <w:r>
-        <w:rPr>
-          <w:lang w:val="en-US"/>
-        </w:rPr>
-        <w:t>"Unknown attack type")</w:t>
-      </w:r>
-    </w:p>
-    <w:p>
-      <w:pPr>
-        <w:rPr>
-          <w:lang w:val="en-US"/>
-        </w:rPr>
-      </w:pPr>
-      <w:r>
-        <w:rPr>
           <w:lang w:val="en-US"/>
         </w:rPr>
         <w:t>OUTPUT:</w:t>
+      </w:r>
+    </w:p>
+    <w:p>
+      <w:pPr>
+        <w:rPr>
+          <w:lang w:val="en-US"/>
+        </w:rPr>
+      </w:pPr>
+      <w:r>
+        <w:rPr>
+          <w:lang w:val="en-US"/>
+        </w:rPr>
+        <w:drawing>
+          <wp:inline distT="0" distB="0" distL="0" distR="0" wp14:anchorId="41C11249" wp14:editId="46F05673">
+            <wp:extent cx="5731510" cy="1913255"/>
+            <wp:effectExtent l="0" t="0" r="2540" b="0"/>
+            <wp:docPr id="495093376" name="Picture 1"/>
+            <wp:cNvGraphicFramePr>
+              <a:graphicFrameLocks xmlns:a="http://schemas.openxmlformats.org/drawingml/2006/main" noChangeAspect="1"/>
+            </wp:cNvGraphicFramePr>
+            <a:graphic xmlns:a="http://schemas.openxmlformats.org/drawingml/2006/main">
+              <a:graphicData uri="http://schemas.openxmlformats.org/drawingml/2006/picture">
+                <pic:pic xmlns:pic="http://schemas.openxmlformats.org/drawingml/2006/picture">
+                  <pic:nvPicPr>
+                    <pic:cNvPr id="495093376" name=""/>
+                    <pic:cNvPicPr/>
+                  </pic:nvPicPr>
+                  <pic:blipFill>
+                    <a:blip r:embed="rId4"/>
+                    <a:stretch>
+                      <a:fillRect/>
+                    </a:stretch>
+                  </pic:blipFill>
+                  <pic:spPr>
+                    <a:xfrm>
+                      <a:off x="0" y="0"/>
+                      <a:ext cx="5731510" cy="1913255"/>
+                    </a:xfrm>
+                    <a:prstGeom prst="rect">
+                      <a:avLst/>
+                    </a:prstGeom>
+                  </pic:spPr>
+                </pic:pic>
+              </a:graphicData>
+            </a:graphic>
+          </wp:inline>
+        </w:drawing>
       </w:r>
     </w:p>
     <w:p>
@@ -1187,35 +830,165 @@
           <w:b/>
           <w:bCs/>
         </w:rPr>
-        <w:t>3: CIA Security Goal Analyzer</w:t>
-      </w:r>
-    </w:p>
-    <w:p>
-      <w:pPr>
-        <w:rPr>
-          <w:lang w:val="en-US"/>
-        </w:rPr>
-      </w:pPr>
-      <w:r>
-        <w:rPr>
-          <w:lang w:val="en-US"/>
-        </w:rPr>
-        <w:t># CIA Security Goal Analyzer</w:t>
-      </w:r>
-    </w:p>
-    <w:p>
-      <w:pPr>
-        <w:rPr>
-          <w:lang w:val="en-US"/>
-        </w:rPr>
-      </w:pPr>
-    </w:p>
-    <w:p>
-      <w:pPr>
-        <w:rPr>
-          <w:lang w:val="en-US"/>
-        </w:rPr>
-      </w:pPr>
+        <w:t>2: Passive vs Active Attack Detection</w:t>
+      </w:r>
+    </w:p>
+    <w:p>
+      <w:pPr>
+        <w:rPr>
+          <w:lang w:val="en-US"/>
+        </w:rPr>
+      </w:pPr>
+      <w:r>
+        <w:rPr>
+          <w:lang w:val="en-US"/>
+        </w:rPr>
+        <w:t># Passive vs Active Attack Classification</w:t>
+      </w:r>
+    </w:p>
+    <w:p>
+      <w:pPr>
+        <w:rPr>
+          <w:lang w:val="en-US"/>
+        </w:rPr>
+      </w:pPr>
+    </w:p>
+    <w:p>
+      <w:pPr>
+        <w:rPr>
+          <w:lang w:val="en-US"/>
+        </w:rPr>
+      </w:pPr>
+      <w:proofErr w:type="spellStart"/>
+      <w:r>
+        <w:rPr>
+          <w:lang w:val="en-US"/>
+        </w:rPr>
+        <w:t>passive_attacks</w:t>
+      </w:r>
+      <w:proofErr w:type="spellEnd"/>
+      <w:r>
+        <w:rPr>
+          <w:lang w:val="en-US"/>
+        </w:rPr>
+        <w:t xml:space="preserve"> = ["packet sniffing", "traffic analysis", "eavesdropping"]</w:t>
+      </w:r>
+    </w:p>
+    <w:p>
+      <w:pPr>
+        <w:rPr>
+          <w:lang w:val="en-US"/>
+        </w:rPr>
+      </w:pPr>
+      <w:proofErr w:type="spellStart"/>
+      <w:r>
+        <w:rPr>
+          <w:lang w:val="en-US"/>
+        </w:rPr>
+        <w:t>active_attacks</w:t>
+      </w:r>
+      <w:proofErr w:type="spellEnd"/>
+      <w:r>
+        <w:rPr>
+          <w:lang w:val="en-US"/>
+        </w:rPr>
+        <w:t xml:space="preserve"> = ["replay attack", "message modification", "masquerade", "dos"]</w:t>
+      </w:r>
+    </w:p>
+    <w:p>
+      <w:pPr>
+        <w:rPr>
+          <w:lang w:val="en-US"/>
+        </w:rPr>
+      </w:pPr>
+    </w:p>
+    <w:p>
+      <w:pPr>
+        <w:rPr>
+          <w:lang w:val="en-US"/>
+        </w:rPr>
+      </w:pPr>
+      <w:r>
+        <w:rPr>
+          <w:lang w:val="en-US"/>
+        </w:rPr>
+        <w:t xml:space="preserve">attack = </w:t>
+      </w:r>
+      <w:proofErr w:type="gramStart"/>
+      <w:r>
+        <w:rPr>
+          <w:lang w:val="en-US"/>
+        </w:rPr>
+        <w:t>input(</w:t>
+      </w:r>
+      <w:proofErr w:type="gramEnd"/>
+      <w:r>
+        <w:rPr>
+          <w:lang w:val="en-US"/>
+        </w:rPr>
+        <w:t>"Enter attack type: "</w:t>
+      </w:r>
+      <w:proofErr w:type="gramStart"/>
+      <w:r>
+        <w:rPr>
+          <w:lang w:val="en-US"/>
+        </w:rPr>
+        <w:t>).lower</w:t>
+      </w:r>
+      <w:proofErr w:type="gramEnd"/>
+      <w:r>
+        <w:rPr>
+          <w:lang w:val="en-US"/>
+        </w:rPr>
+        <w:t>()</w:t>
+      </w:r>
+    </w:p>
+    <w:p>
+      <w:pPr>
+        <w:rPr>
+          <w:lang w:val="en-US"/>
+        </w:rPr>
+      </w:pPr>
+    </w:p>
+    <w:p>
+      <w:pPr>
+        <w:rPr>
+          <w:lang w:val="en-US"/>
+        </w:rPr>
+      </w:pPr>
+      <w:r>
+        <w:rPr>
+          <w:lang w:val="en-US"/>
+        </w:rPr>
+        <w:t xml:space="preserve">if attack in </w:t>
+      </w:r>
+      <w:proofErr w:type="spellStart"/>
+      <w:r>
+        <w:rPr>
+          <w:lang w:val="en-US"/>
+        </w:rPr>
+        <w:t>passive_attacks</w:t>
+      </w:r>
+      <w:proofErr w:type="spellEnd"/>
+      <w:r>
+        <w:rPr>
+          <w:lang w:val="en-US"/>
+        </w:rPr>
+        <w:t>:</w:t>
+      </w:r>
+    </w:p>
+    <w:p>
+      <w:pPr>
+        <w:rPr>
+          <w:lang w:val="en-US"/>
+        </w:rPr>
+      </w:pPr>
+      <w:r>
+        <w:rPr>
+          <w:lang w:val="en-US"/>
+        </w:rPr>
+        <w:t xml:space="preserve">    </w:t>
+      </w:r>
       <w:proofErr w:type="gramStart"/>
       <w:r>
         <w:rPr>
@@ -1228,15 +1001,21 @@
         <w:rPr>
           <w:lang w:val="en-US"/>
         </w:rPr>
-        <w:t>"Select Scenario:")</w:t>
-      </w:r>
-    </w:p>
-    <w:p>
-      <w:pPr>
-        <w:rPr>
-          <w:lang w:val="en-US"/>
-        </w:rPr>
-      </w:pPr>
+        <w:t>"Attack Type: Passive Attack")</w:t>
+      </w:r>
+    </w:p>
+    <w:p>
+      <w:pPr>
+        <w:rPr>
+          <w:lang w:val="en-US"/>
+        </w:rPr>
+      </w:pPr>
+      <w:r>
+        <w:rPr>
+          <w:lang w:val="en-US"/>
+        </w:rPr>
+        <w:t xml:space="preserve">    </w:t>
+      </w:r>
       <w:proofErr w:type="gramStart"/>
       <w:r>
         <w:rPr>
@@ -1249,15 +1028,56 @@
         <w:rPr>
           <w:lang w:val="en-US"/>
         </w:rPr>
-        <w:t>"1. Data tampering")</w:t>
-      </w:r>
-    </w:p>
-    <w:p>
-      <w:pPr>
-        <w:rPr>
-          <w:lang w:val="en-US"/>
-        </w:rPr>
-      </w:pPr>
+        <w:t>"Affected Security Goal: Confidentiality")</w:t>
+      </w:r>
+    </w:p>
+    <w:p>
+      <w:pPr>
+        <w:rPr>
+          <w:lang w:val="en-US"/>
+        </w:rPr>
+      </w:pPr>
+      <w:proofErr w:type="spellStart"/>
+      <w:r>
+        <w:rPr>
+          <w:lang w:val="en-US"/>
+        </w:rPr>
+        <w:t>elif</w:t>
+      </w:r>
+      <w:proofErr w:type="spellEnd"/>
+      <w:r>
+        <w:rPr>
+          <w:lang w:val="en-US"/>
+        </w:rPr>
+        <w:t xml:space="preserve"> attack in </w:t>
+      </w:r>
+      <w:proofErr w:type="spellStart"/>
+      <w:r>
+        <w:rPr>
+          <w:lang w:val="en-US"/>
+        </w:rPr>
+        <w:t>active_attacks</w:t>
+      </w:r>
+      <w:proofErr w:type="spellEnd"/>
+      <w:r>
+        <w:rPr>
+          <w:lang w:val="en-US"/>
+        </w:rPr>
+        <w:t>:</w:t>
+      </w:r>
+    </w:p>
+    <w:p>
+      <w:pPr>
+        <w:rPr>
+          <w:lang w:val="en-US"/>
+        </w:rPr>
+      </w:pPr>
+      <w:r>
+        <w:rPr>
+          <w:lang w:val="en-US"/>
+        </w:rPr>
+        <w:t xml:space="preserve">    </w:t>
+      </w:r>
       <w:proofErr w:type="gramStart"/>
       <w:r>
         <w:rPr>
@@ -1270,21 +1090,39 @@
         <w:rPr>
           <w:lang w:val="en-US"/>
         </w:rPr>
-        <w:t>"2. Server outage")</w:t>
-      </w:r>
-    </w:p>
-    <w:p>
-      <w:pPr>
-        <w:rPr>
-          <w:lang w:val="en-US"/>
-        </w:rPr>
-      </w:pPr>
-      <w:proofErr w:type="gramStart"/>
-      <w:r>
-        <w:rPr>
-          <w:lang w:val="en-US"/>
-        </w:rPr>
-        <w:lastRenderedPageBreak/>
+        <w:t>"Attack Type: Active Attack")</w:t>
+      </w:r>
+    </w:p>
+    <w:p>
+      <w:pPr>
+        <w:rPr>
+          <w:lang w:val="en-US"/>
+        </w:rPr>
+      </w:pPr>
+      <w:r>
+        <w:rPr>
+          <w:lang w:val="en-US"/>
+        </w:rPr>
+        <w:t xml:space="preserve">    if attack == "dos":</w:t>
+      </w:r>
+    </w:p>
+    <w:p>
+      <w:pPr>
+        <w:rPr>
+          <w:lang w:val="en-US"/>
+        </w:rPr>
+      </w:pPr>
+      <w:r>
+        <w:rPr>
+          <w:lang w:val="en-US"/>
+        </w:rPr>
+        <w:t xml:space="preserve">        </w:t>
+      </w:r>
+      <w:proofErr w:type="gramStart"/>
+      <w:r>
+        <w:rPr>
+          <w:lang w:val="en-US"/>
+        </w:rPr>
         <w:t>print(</w:t>
       </w:r>
       <w:proofErr w:type="gramEnd"/>
@@ -1292,61 +1130,60 @@
         <w:rPr>
           <w:lang w:val="en-US"/>
         </w:rPr>
-        <w:t>"3. Password leak")</w:t>
-      </w:r>
-    </w:p>
-    <w:p>
-      <w:pPr>
-        <w:rPr>
-          <w:lang w:val="en-US"/>
-        </w:rPr>
-      </w:pPr>
-    </w:p>
-    <w:p>
-      <w:pPr>
-        <w:rPr>
-          <w:lang w:val="en-US"/>
-        </w:rPr>
-      </w:pPr>
-      <w:r>
-        <w:rPr>
-          <w:lang w:val="en-US"/>
-        </w:rPr>
-        <w:t xml:space="preserve">choice = </w:t>
-      </w:r>
-      <w:proofErr w:type="gramStart"/>
-      <w:r>
-        <w:rPr>
-          <w:lang w:val="en-US"/>
-        </w:rPr>
-        <w:t>int(input(</w:t>
-      </w:r>
-      <w:proofErr w:type="gramEnd"/>
-      <w:r>
-        <w:rPr>
-          <w:lang w:val="en-US"/>
-        </w:rPr>
-        <w:t>"Enter choice (1-3): "))</w:t>
-      </w:r>
-    </w:p>
-    <w:p>
-      <w:pPr>
-        <w:rPr>
-          <w:lang w:val="en-US"/>
-        </w:rPr>
-      </w:pPr>
-    </w:p>
-    <w:p>
-      <w:pPr>
-        <w:rPr>
-          <w:lang w:val="en-US"/>
-        </w:rPr>
-      </w:pPr>
-      <w:r>
-        <w:rPr>
-          <w:lang w:val="en-US"/>
-        </w:rPr>
-        <w:t>if choice == 1:</w:t>
+        <w:t>"Affected Security Goal: Availability")</w:t>
+      </w:r>
+    </w:p>
+    <w:p>
+      <w:pPr>
+        <w:rPr>
+          <w:lang w:val="en-US"/>
+        </w:rPr>
+      </w:pPr>
+      <w:r>
+        <w:rPr>
+          <w:lang w:val="en-US"/>
+        </w:rPr>
+        <w:t xml:space="preserve">    else:</w:t>
+      </w:r>
+    </w:p>
+    <w:p>
+      <w:pPr>
+        <w:rPr>
+          <w:lang w:val="en-US"/>
+        </w:rPr>
+      </w:pPr>
+      <w:r>
+        <w:rPr>
+          <w:lang w:val="en-US"/>
+        </w:rPr>
+        <w:t xml:space="preserve">        </w:t>
+      </w:r>
+      <w:proofErr w:type="gramStart"/>
+      <w:r>
+        <w:rPr>
+          <w:lang w:val="en-US"/>
+        </w:rPr>
+        <w:t>print(</w:t>
+      </w:r>
+      <w:proofErr w:type="gramEnd"/>
+      <w:r>
+        <w:rPr>
+          <w:lang w:val="en-US"/>
+        </w:rPr>
+        <w:t>"Affected Security Goal: Integrity")</w:t>
+      </w:r>
+    </w:p>
+    <w:p>
+      <w:pPr>
+        <w:rPr>
+          <w:lang w:val="en-US"/>
+        </w:rPr>
+      </w:pPr>
+      <w:r>
+        <w:rPr>
+          <w:lang w:val="en-US"/>
+        </w:rPr>
+        <w:t>else:</w:t>
       </w:r>
     </w:p>
     <w:p>
@@ -1373,237 +1210,7 @@
         <w:rPr>
           <w:lang w:val="en-US"/>
         </w:rPr>
-        <w:t>"Violated Goal: Integrity")</w:t>
-      </w:r>
-    </w:p>
-    <w:p>
-      <w:pPr>
-        <w:rPr>
-          <w:lang w:val="en-US"/>
-        </w:rPr>
-      </w:pPr>
-      <w:r>
-        <w:rPr>
-          <w:lang w:val="en-US"/>
-        </w:rPr>
-        <w:t xml:space="preserve">    </w:t>
-      </w:r>
-      <w:proofErr w:type="gramStart"/>
-      <w:r>
-        <w:rPr>
-          <w:lang w:val="en-US"/>
-        </w:rPr>
-        <w:t>print(</w:t>
-      </w:r>
-      <w:proofErr w:type="gramEnd"/>
-      <w:r>
-        <w:rPr>
-          <w:lang w:val="en-US"/>
-        </w:rPr>
-        <w:t>"Suggested Protection: Hashing / Digital Signature")</w:t>
-      </w:r>
-    </w:p>
-    <w:p>
-      <w:pPr>
-        <w:rPr>
-          <w:lang w:val="en-US"/>
-        </w:rPr>
-      </w:pPr>
-      <w:proofErr w:type="spellStart"/>
-      <w:r>
-        <w:rPr>
-          <w:lang w:val="en-US"/>
-        </w:rPr>
-        <w:t>elif</w:t>
-      </w:r>
-      <w:proofErr w:type="spellEnd"/>
-      <w:r>
-        <w:rPr>
-          <w:lang w:val="en-US"/>
-        </w:rPr>
-        <w:t xml:space="preserve"> choice == 2:</w:t>
-      </w:r>
-    </w:p>
-    <w:p>
-      <w:pPr>
-        <w:rPr>
-          <w:lang w:val="en-US"/>
-        </w:rPr>
-      </w:pPr>
-      <w:r>
-        <w:rPr>
-          <w:lang w:val="en-US"/>
-        </w:rPr>
-        <w:t xml:space="preserve">    </w:t>
-      </w:r>
-      <w:proofErr w:type="gramStart"/>
-      <w:r>
-        <w:rPr>
-          <w:lang w:val="en-US"/>
-        </w:rPr>
-        <w:t>print(</w:t>
-      </w:r>
-      <w:proofErr w:type="gramEnd"/>
-      <w:r>
-        <w:rPr>
-          <w:lang w:val="en-US"/>
-        </w:rPr>
-        <w:t>"Violated Goal: Availability")</w:t>
-      </w:r>
-    </w:p>
-    <w:p>
-      <w:pPr>
-        <w:rPr>
-          <w:lang w:val="en-US"/>
-        </w:rPr>
-      </w:pPr>
-      <w:r>
-        <w:rPr>
-          <w:lang w:val="en-US"/>
-        </w:rPr>
-        <w:t xml:space="preserve">    </w:t>
-      </w:r>
-      <w:proofErr w:type="gramStart"/>
-      <w:r>
-        <w:rPr>
-          <w:lang w:val="en-US"/>
-        </w:rPr>
-        <w:t>print(</w:t>
-      </w:r>
-      <w:proofErr w:type="gramEnd"/>
-      <w:r>
-        <w:rPr>
-          <w:lang w:val="en-US"/>
-        </w:rPr>
-        <w:t>"Suggested Protection: Backup Server / Load Balancer")</w:t>
-      </w:r>
-    </w:p>
-    <w:p>
-      <w:pPr>
-        <w:rPr>
-          <w:lang w:val="en-US"/>
-        </w:rPr>
-      </w:pPr>
-      <w:proofErr w:type="spellStart"/>
-      <w:r>
-        <w:rPr>
-          <w:lang w:val="en-US"/>
-        </w:rPr>
-        <w:t>elif</w:t>
-      </w:r>
-      <w:proofErr w:type="spellEnd"/>
-      <w:r>
-        <w:rPr>
-          <w:lang w:val="en-US"/>
-        </w:rPr>
-        <w:t xml:space="preserve"> choice == 3:</w:t>
-      </w:r>
-    </w:p>
-    <w:p>
-      <w:pPr>
-        <w:rPr>
-          <w:lang w:val="en-US"/>
-        </w:rPr>
-      </w:pPr>
-      <w:r>
-        <w:rPr>
-          <w:lang w:val="en-US"/>
-        </w:rPr>
-        <w:t xml:space="preserve">    </w:t>
-      </w:r>
-      <w:proofErr w:type="gramStart"/>
-      <w:r>
-        <w:rPr>
-          <w:lang w:val="en-US"/>
-        </w:rPr>
-        <w:t>print(</w:t>
-      </w:r>
-      <w:proofErr w:type="gramEnd"/>
-      <w:r>
-        <w:rPr>
-          <w:lang w:val="en-US"/>
-        </w:rPr>
-        <w:t>"Violated Goal: Confidentiality")</w:t>
-      </w:r>
-    </w:p>
-    <w:p>
-      <w:pPr>
-        <w:rPr>
-          <w:lang w:val="en-US"/>
-        </w:rPr>
-      </w:pPr>
-      <w:r>
-        <w:rPr>
-          <w:lang w:val="en-US"/>
-        </w:rPr>
-        <w:t xml:space="preserve">    </w:t>
-      </w:r>
-      <w:proofErr w:type="gramStart"/>
-      <w:r>
-        <w:rPr>
-          <w:lang w:val="en-US"/>
-        </w:rPr>
-        <w:t>print(</w:t>
-      </w:r>
-      <w:proofErr w:type="gramEnd"/>
-      <w:r>
-        <w:rPr>
-          <w:lang w:val="en-US"/>
-        </w:rPr>
-        <w:t>"Suggested Protection: Encryption / Strong Authentication")</w:t>
-      </w:r>
-    </w:p>
-    <w:p>
-      <w:pPr>
-        <w:rPr>
-          <w:lang w:val="en-US"/>
-        </w:rPr>
-      </w:pPr>
-      <w:r>
-        <w:rPr>
-          <w:lang w:val="en-US"/>
-        </w:rPr>
-        <w:t>else:</w:t>
-      </w:r>
-    </w:p>
-    <w:p>
-      <w:pPr>
-        <w:rPr>
-          <w:lang w:val="en-US"/>
-        </w:rPr>
-      </w:pPr>
-      <w:r>
-        <w:rPr>
-          <w:lang w:val="en-US"/>
-        </w:rPr>
-        <w:t xml:space="preserve">    </w:t>
-      </w:r>
-      <w:proofErr w:type="gramStart"/>
-      <w:r>
-        <w:rPr>
-          <w:lang w:val="en-US"/>
-        </w:rPr>
-        <w:t>print(</w:t>
-      </w:r>
-      <w:proofErr w:type="gramEnd"/>
-      <w:r>
-        <w:rPr>
-          <w:lang w:val="en-US"/>
-        </w:rPr>
-        <w:t>"Invalid choice")</w:t>
-      </w:r>
-    </w:p>
-    <w:p>
-      <w:pPr>
-        <w:rPr>
-          <w:lang w:val="en-US"/>
-        </w:rPr>
-      </w:pPr>
-      <w:r>
-        <w:rPr>
-          <w:lang w:val="en-US"/>
-        </w:rPr>
-        <w:t>OUTPUT</w:t>
+        <w:t>"Unknown attack type")</w:t>
       </w:r>
     </w:p>
     <w:p>
@@ -1611,392 +1218,16 @@
         <w:rPr>
           <w:b/>
           <w:bCs/>
+          <w:lang w:val="en-US"/>
         </w:rPr>
       </w:pPr>
       <w:r>
         <w:rPr>
           <w:b/>
           <w:bCs/>
-        </w:rPr>
-        <w:t>4: Risk Assessment Calculator</w:t>
-      </w:r>
-    </w:p>
-    <w:p>
-      <w:pPr>
-        <w:rPr>
-          <w:lang w:val="en-US"/>
-        </w:rPr>
-      </w:pPr>
-      <w:r>
-        <w:rPr>
-          <w:lang w:val="en-US"/>
-        </w:rPr>
-        <w:t># Risk Assessment Calculator</w:t>
-      </w:r>
-    </w:p>
-    <w:p>
-      <w:pPr>
-        <w:rPr>
-          <w:lang w:val="en-US"/>
-        </w:rPr>
-      </w:pPr>
-    </w:p>
-    <w:p>
-      <w:pPr>
-        <w:rPr>
-          <w:lang w:val="en-US"/>
-        </w:rPr>
-      </w:pPr>
-      <w:r>
-        <w:rPr>
-          <w:lang w:val="en-US"/>
-        </w:rPr>
-        <w:t xml:space="preserve">threat = </w:t>
-      </w:r>
-      <w:proofErr w:type="gramStart"/>
-      <w:r>
-        <w:rPr>
-          <w:lang w:val="en-US"/>
-        </w:rPr>
-        <w:t>input(</w:t>
-      </w:r>
-      <w:proofErr w:type="gramEnd"/>
-      <w:r>
-        <w:rPr>
-          <w:lang w:val="en-US"/>
-        </w:rPr>
-        <w:t>"Enter Threat Name: ")</w:t>
-      </w:r>
-    </w:p>
-    <w:p>
-      <w:pPr>
-        <w:rPr>
-          <w:lang w:val="en-US"/>
-        </w:rPr>
-      </w:pPr>
-      <w:r>
-        <w:rPr>
-          <w:lang w:val="en-US"/>
-        </w:rPr>
-        <w:t xml:space="preserve">probability = </w:t>
-      </w:r>
-      <w:proofErr w:type="gramStart"/>
-      <w:r>
-        <w:rPr>
-          <w:lang w:val="en-US"/>
-        </w:rPr>
-        <w:t>int(input(</w:t>
-      </w:r>
-      <w:proofErr w:type="gramEnd"/>
-      <w:r>
-        <w:rPr>
-          <w:lang w:val="en-US"/>
-        </w:rPr>
-        <w:t>"Enter Probability (1-10): "))</w:t>
-      </w:r>
-    </w:p>
-    <w:p>
-      <w:pPr>
-        <w:rPr>
-          <w:lang w:val="en-US"/>
-        </w:rPr>
-      </w:pPr>
-      <w:r>
-        <w:rPr>
-          <w:lang w:val="en-US"/>
-        </w:rPr>
-        <w:t xml:space="preserve">impact = </w:t>
-      </w:r>
-      <w:proofErr w:type="gramStart"/>
-      <w:r>
-        <w:rPr>
-          <w:lang w:val="en-US"/>
-        </w:rPr>
-        <w:t>int(input(</w:t>
-      </w:r>
-      <w:proofErr w:type="gramEnd"/>
-      <w:r>
-        <w:rPr>
-          <w:lang w:val="en-US"/>
-        </w:rPr>
-        <w:t>"Enter Impact (1-10): "))</w:t>
-      </w:r>
-    </w:p>
-    <w:p>
-      <w:pPr>
-        <w:rPr>
-          <w:lang w:val="en-US"/>
-        </w:rPr>
-      </w:pPr>
-    </w:p>
-    <w:p>
-      <w:pPr>
-        <w:rPr>
-          <w:lang w:val="en-US"/>
-        </w:rPr>
-      </w:pPr>
-      <w:r>
-        <w:rPr>
-          <w:lang w:val="en-US"/>
-        </w:rPr>
-        <w:t>risk = probability * impact</w:t>
-      </w:r>
-    </w:p>
-    <w:p>
-      <w:pPr>
-        <w:rPr>
-          <w:lang w:val="en-US"/>
-        </w:rPr>
-      </w:pPr>
-    </w:p>
-    <w:p>
-      <w:pPr>
-        <w:rPr>
-          <w:lang w:val="en-US"/>
-        </w:rPr>
-      </w:pPr>
-      <w:proofErr w:type="gramStart"/>
-      <w:r>
-        <w:rPr>
-          <w:lang w:val="en-US"/>
-        </w:rPr>
-        <w:t>print(</w:t>
-      </w:r>
-      <w:proofErr w:type="gramEnd"/>
-      <w:r>
-        <w:rPr>
-          <w:lang w:val="en-US"/>
-        </w:rPr>
-        <w:t>"Risk Score:", risk)</w:t>
-      </w:r>
-    </w:p>
-    <w:p>
-      <w:pPr>
-        <w:rPr>
-          <w:lang w:val="en-US"/>
-        </w:rPr>
-      </w:pPr>
-    </w:p>
-    <w:p>
-      <w:pPr>
-        <w:rPr>
-          <w:lang w:val="en-US"/>
-        </w:rPr>
-      </w:pPr>
-      <w:r>
-        <w:rPr>
-          <w:lang w:val="en-US"/>
-        </w:rPr>
-        <w:t>if risk &lt;= 20:</w:t>
-      </w:r>
-    </w:p>
-    <w:p>
-      <w:pPr>
-        <w:rPr>
-          <w:lang w:val="en-US"/>
-        </w:rPr>
-      </w:pPr>
-      <w:r>
-        <w:rPr>
-          <w:lang w:val="en-US"/>
-        </w:rPr>
-        <w:t xml:space="preserve">    </w:t>
-      </w:r>
-      <w:proofErr w:type="gramStart"/>
-      <w:r>
-        <w:rPr>
-          <w:lang w:val="en-US"/>
-        </w:rPr>
-        <w:t>print(</w:t>
-      </w:r>
-      <w:proofErr w:type="gramEnd"/>
-      <w:r>
-        <w:rPr>
-          <w:lang w:val="en-US"/>
-        </w:rPr>
-        <w:t>"Risk Level: LOW")</w:t>
-      </w:r>
-    </w:p>
-    <w:p>
-      <w:pPr>
-        <w:rPr>
-          <w:lang w:val="en-US"/>
-        </w:rPr>
-      </w:pPr>
-      <w:r>
-        <w:rPr>
-          <w:lang w:val="en-US"/>
-        </w:rPr>
-        <w:t xml:space="preserve">    </w:t>
-      </w:r>
-      <w:proofErr w:type="gramStart"/>
-      <w:r>
-        <w:rPr>
-          <w:lang w:val="en-US"/>
-        </w:rPr>
-        <w:t>print(</w:t>
-      </w:r>
-      <w:proofErr w:type="gramEnd"/>
-      <w:r>
-        <w:rPr>
-          <w:lang w:val="en-US"/>
-        </w:rPr>
-        <w:t>"Recommended Control: Monitor regularly")</w:t>
-      </w:r>
-    </w:p>
-    <w:p>
-      <w:pPr>
-        <w:rPr>
-          <w:lang w:val="en-US"/>
-        </w:rPr>
-      </w:pPr>
-      <w:proofErr w:type="spellStart"/>
-      <w:r>
-        <w:rPr>
-          <w:lang w:val="en-US"/>
-        </w:rPr>
-        <w:t>elif</w:t>
-      </w:r>
-      <w:proofErr w:type="spellEnd"/>
-      <w:r>
-        <w:rPr>
-          <w:lang w:val="en-US"/>
-        </w:rPr>
-        <w:t xml:space="preserve"> risk &lt;= 60:</w:t>
-      </w:r>
-    </w:p>
-    <w:p>
-      <w:pPr>
-        <w:rPr>
-          <w:lang w:val="en-US"/>
-        </w:rPr>
-      </w:pPr>
-      <w:r>
-        <w:rPr>
-          <w:lang w:val="en-US"/>
-        </w:rPr>
-        <w:t xml:space="preserve">    </w:t>
-      </w:r>
-      <w:proofErr w:type="gramStart"/>
-      <w:r>
-        <w:rPr>
-          <w:lang w:val="en-US"/>
-        </w:rPr>
-        <w:t>print(</w:t>
-      </w:r>
-      <w:proofErr w:type="gramEnd"/>
-      <w:r>
-        <w:rPr>
-          <w:lang w:val="en-US"/>
-        </w:rPr>
-        <w:t>"Risk Level: MEDIUM")</w:t>
-      </w:r>
-    </w:p>
-    <w:p>
-      <w:pPr>
-        <w:rPr>
-          <w:lang w:val="en-US"/>
-        </w:rPr>
-      </w:pPr>
-      <w:r>
-        <w:rPr>
           <w:lang w:val="en-US"/>
         </w:rPr>
         <w:lastRenderedPageBreak/>
-        <w:t xml:space="preserve">    </w:t>
-      </w:r>
-      <w:proofErr w:type="gramStart"/>
-      <w:r>
-        <w:rPr>
-          <w:lang w:val="en-US"/>
-        </w:rPr>
-        <w:t>print(</w:t>
-      </w:r>
-      <w:proofErr w:type="gramEnd"/>
-      <w:r>
-        <w:rPr>
-          <w:lang w:val="en-US"/>
-        </w:rPr>
-        <w:t>"Recommended Control: Implement security controls")</w:t>
-      </w:r>
-    </w:p>
-    <w:p>
-      <w:pPr>
-        <w:rPr>
-          <w:lang w:val="en-US"/>
-        </w:rPr>
-      </w:pPr>
-      <w:r>
-        <w:rPr>
-          <w:lang w:val="en-US"/>
-        </w:rPr>
-        <w:t>else:</w:t>
-      </w:r>
-    </w:p>
-    <w:p>
-      <w:pPr>
-        <w:rPr>
-          <w:lang w:val="en-US"/>
-        </w:rPr>
-      </w:pPr>
-      <w:r>
-        <w:rPr>
-          <w:lang w:val="en-US"/>
-        </w:rPr>
-        <w:t xml:space="preserve">    </w:t>
-      </w:r>
-      <w:proofErr w:type="gramStart"/>
-      <w:r>
-        <w:rPr>
-          <w:lang w:val="en-US"/>
-        </w:rPr>
-        <w:t>print(</w:t>
-      </w:r>
-      <w:proofErr w:type="gramEnd"/>
-      <w:r>
-        <w:rPr>
-          <w:lang w:val="en-US"/>
-        </w:rPr>
-        <w:t>"Risk Level: HIGH")</w:t>
-      </w:r>
-    </w:p>
-    <w:p>
-      <w:pPr>
-        <w:rPr>
-          <w:lang w:val="en-US"/>
-        </w:rPr>
-      </w:pPr>
-      <w:r>
-        <w:rPr>
-          <w:lang w:val="en-US"/>
-        </w:rPr>
-        <w:t xml:space="preserve">    </w:t>
-      </w:r>
-      <w:proofErr w:type="gramStart"/>
-      <w:r>
-        <w:rPr>
-          <w:lang w:val="en-US"/>
-        </w:rPr>
-        <w:t>print(</w:t>
-      </w:r>
-      <w:proofErr w:type="gramEnd"/>
-      <w:r>
-        <w:rPr>
-          <w:lang w:val="en-US"/>
-        </w:rPr>
-        <w:t>"Recommended Control: Immediate mitigation required")</w:t>
-      </w:r>
-    </w:p>
-    <w:p>
-      <w:pPr>
-        <w:rPr>
-          <w:lang w:val="en-US"/>
-        </w:rPr>
-      </w:pPr>
-      <w:r>
-        <w:rPr>
-          <w:lang w:val="en-US"/>
-        </w:rPr>
         <w:t>OUTPUT:</w:t>
       </w:r>
     </w:p>
@@ -2005,12 +1236,1053 @@
         <w:rPr>
           <w:b/>
           <w:bCs/>
+          <w:lang w:val="en-US"/>
         </w:rPr>
       </w:pPr>
       <w:r>
         <w:rPr>
           <w:b/>
           <w:bCs/>
+          <w:lang w:val="en-US"/>
+        </w:rPr>
+        <w:drawing>
+          <wp:inline distT="0" distB="0" distL="0" distR="0" wp14:anchorId="13179224" wp14:editId="06DE5624">
+            <wp:extent cx="5731510" cy="1904365"/>
+            <wp:effectExtent l="0" t="0" r="2540" b="635"/>
+            <wp:docPr id="1614262661" name="Picture 1"/>
+            <wp:cNvGraphicFramePr>
+              <a:graphicFrameLocks xmlns:a="http://schemas.openxmlformats.org/drawingml/2006/main" noChangeAspect="1"/>
+            </wp:cNvGraphicFramePr>
+            <a:graphic xmlns:a="http://schemas.openxmlformats.org/drawingml/2006/main">
+              <a:graphicData uri="http://schemas.openxmlformats.org/drawingml/2006/picture">
+                <pic:pic xmlns:pic="http://schemas.openxmlformats.org/drawingml/2006/picture">
+                  <pic:nvPicPr>
+                    <pic:cNvPr id="1614262661" name=""/>
+                    <pic:cNvPicPr/>
+                  </pic:nvPicPr>
+                  <pic:blipFill>
+                    <a:blip r:embed="rId5"/>
+                    <a:stretch>
+                      <a:fillRect/>
+                    </a:stretch>
+                  </pic:blipFill>
+                  <pic:spPr>
+                    <a:xfrm>
+                      <a:off x="0" y="0"/>
+                      <a:ext cx="5731510" cy="1904365"/>
+                    </a:xfrm>
+                    <a:prstGeom prst="rect">
+                      <a:avLst/>
+                    </a:prstGeom>
+                  </pic:spPr>
+                </pic:pic>
+              </a:graphicData>
+            </a:graphic>
+          </wp:inline>
+        </w:drawing>
+      </w:r>
+    </w:p>
+    <w:p>
+      <w:pPr>
+        <w:rPr>
+          <w:b/>
+          <w:bCs/>
+        </w:rPr>
+      </w:pPr>
+      <w:r>
+        <w:rPr>
+          <w:b/>
+          <w:bCs/>
+        </w:rPr>
+        <w:t>3: CIA Security Goal Analyzer</w:t>
+      </w:r>
+    </w:p>
+    <w:p>
+      <w:pPr>
+        <w:rPr>
+          <w:lang w:val="en-US"/>
+        </w:rPr>
+      </w:pPr>
+      <w:r>
+        <w:rPr>
+          <w:lang w:val="en-US"/>
+        </w:rPr>
+        <w:t># CIA Security Goal Analyzer</w:t>
+      </w:r>
+    </w:p>
+    <w:p>
+      <w:pPr>
+        <w:rPr>
+          <w:lang w:val="en-US"/>
+        </w:rPr>
+      </w:pPr>
+    </w:p>
+    <w:p>
+      <w:pPr>
+        <w:rPr>
+          <w:lang w:val="en-US"/>
+        </w:rPr>
+      </w:pPr>
+      <w:proofErr w:type="gramStart"/>
+      <w:r>
+        <w:rPr>
+          <w:lang w:val="en-US"/>
+        </w:rPr>
+        <w:t>print(</w:t>
+      </w:r>
+      <w:proofErr w:type="gramEnd"/>
+      <w:r>
+        <w:rPr>
+          <w:lang w:val="en-US"/>
+        </w:rPr>
+        <w:t>"Select Scenario:")</w:t>
+      </w:r>
+    </w:p>
+    <w:p>
+      <w:pPr>
+        <w:rPr>
+          <w:lang w:val="en-US"/>
+        </w:rPr>
+      </w:pPr>
+      <w:proofErr w:type="gramStart"/>
+      <w:r>
+        <w:rPr>
+          <w:lang w:val="en-US"/>
+        </w:rPr>
+        <w:t>print(</w:t>
+      </w:r>
+      <w:proofErr w:type="gramEnd"/>
+      <w:r>
+        <w:rPr>
+          <w:lang w:val="en-US"/>
+        </w:rPr>
+        <w:t>"1. Data tampering")</w:t>
+      </w:r>
+    </w:p>
+    <w:p>
+      <w:pPr>
+        <w:rPr>
+          <w:lang w:val="en-US"/>
+        </w:rPr>
+      </w:pPr>
+      <w:proofErr w:type="gramStart"/>
+      <w:r>
+        <w:rPr>
+          <w:lang w:val="en-US"/>
+        </w:rPr>
+        <w:t>print(</w:t>
+      </w:r>
+      <w:proofErr w:type="gramEnd"/>
+      <w:r>
+        <w:rPr>
+          <w:lang w:val="en-US"/>
+        </w:rPr>
+        <w:t>"2. Server outage")</w:t>
+      </w:r>
+    </w:p>
+    <w:p>
+      <w:pPr>
+        <w:rPr>
+          <w:lang w:val="en-US"/>
+        </w:rPr>
+      </w:pPr>
+      <w:proofErr w:type="gramStart"/>
+      <w:r>
+        <w:rPr>
+          <w:lang w:val="en-US"/>
+        </w:rPr>
+        <w:t>print(</w:t>
+      </w:r>
+      <w:proofErr w:type="gramEnd"/>
+      <w:r>
+        <w:rPr>
+          <w:lang w:val="en-US"/>
+        </w:rPr>
+        <w:t>"3. Password leak")</w:t>
+      </w:r>
+    </w:p>
+    <w:p>
+      <w:pPr>
+        <w:rPr>
+          <w:lang w:val="en-US"/>
+        </w:rPr>
+      </w:pPr>
+    </w:p>
+    <w:p>
+      <w:pPr>
+        <w:rPr>
+          <w:lang w:val="en-US"/>
+        </w:rPr>
+      </w:pPr>
+      <w:r>
+        <w:rPr>
+          <w:lang w:val="en-US"/>
+        </w:rPr>
+        <w:t xml:space="preserve">choice = </w:t>
+      </w:r>
+      <w:proofErr w:type="gramStart"/>
+      <w:r>
+        <w:rPr>
+          <w:lang w:val="en-US"/>
+        </w:rPr>
+        <w:t>int(input(</w:t>
+      </w:r>
+      <w:proofErr w:type="gramEnd"/>
+      <w:r>
+        <w:rPr>
+          <w:lang w:val="en-US"/>
+        </w:rPr>
+        <w:t>"Enter choice (1-3): "))</w:t>
+      </w:r>
+    </w:p>
+    <w:p>
+      <w:pPr>
+        <w:rPr>
+          <w:lang w:val="en-US"/>
+        </w:rPr>
+      </w:pPr>
+    </w:p>
+    <w:p>
+      <w:pPr>
+        <w:rPr>
+          <w:lang w:val="en-US"/>
+        </w:rPr>
+      </w:pPr>
+      <w:r>
+        <w:rPr>
+          <w:lang w:val="en-US"/>
+        </w:rPr>
+        <w:t>if choice == 1:</w:t>
+      </w:r>
+    </w:p>
+    <w:p>
+      <w:pPr>
+        <w:rPr>
+          <w:lang w:val="en-US"/>
+        </w:rPr>
+      </w:pPr>
+      <w:r>
+        <w:rPr>
+          <w:lang w:val="en-US"/>
+        </w:rPr>
+        <w:t xml:space="preserve">    </w:t>
+      </w:r>
+      <w:proofErr w:type="gramStart"/>
+      <w:r>
+        <w:rPr>
+          <w:lang w:val="en-US"/>
+        </w:rPr>
+        <w:t>print(</w:t>
+      </w:r>
+      <w:proofErr w:type="gramEnd"/>
+      <w:r>
+        <w:rPr>
+          <w:lang w:val="en-US"/>
+        </w:rPr>
+        <w:t>"Violated Goal: Integrity")</w:t>
+      </w:r>
+    </w:p>
+    <w:p>
+      <w:pPr>
+        <w:rPr>
+          <w:lang w:val="en-US"/>
+        </w:rPr>
+      </w:pPr>
+      <w:r>
+        <w:rPr>
+          <w:lang w:val="en-US"/>
+        </w:rPr>
+        <w:t xml:space="preserve">    </w:t>
+      </w:r>
+      <w:proofErr w:type="gramStart"/>
+      <w:r>
+        <w:rPr>
+          <w:lang w:val="en-US"/>
+        </w:rPr>
+        <w:t>print(</w:t>
+      </w:r>
+      <w:proofErr w:type="gramEnd"/>
+      <w:r>
+        <w:rPr>
+          <w:lang w:val="en-US"/>
+        </w:rPr>
+        <w:t>"Suggested Protection: Hashing / Digital Signature")</w:t>
+      </w:r>
+    </w:p>
+    <w:p>
+      <w:pPr>
+        <w:rPr>
+          <w:lang w:val="en-US"/>
+        </w:rPr>
+      </w:pPr>
+      <w:proofErr w:type="spellStart"/>
+      <w:r>
+        <w:rPr>
+          <w:lang w:val="en-US"/>
+        </w:rPr>
+        <w:t>elif</w:t>
+      </w:r>
+      <w:proofErr w:type="spellEnd"/>
+      <w:r>
+        <w:rPr>
+          <w:lang w:val="en-US"/>
+        </w:rPr>
+        <w:t xml:space="preserve"> choice == 2:</w:t>
+      </w:r>
+    </w:p>
+    <w:p>
+      <w:pPr>
+        <w:rPr>
+          <w:lang w:val="en-US"/>
+        </w:rPr>
+      </w:pPr>
+      <w:r>
+        <w:rPr>
+          <w:lang w:val="en-US"/>
+        </w:rPr>
+        <w:t xml:space="preserve">    </w:t>
+      </w:r>
+      <w:proofErr w:type="gramStart"/>
+      <w:r>
+        <w:rPr>
+          <w:lang w:val="en-US"/>
+        </w:rPr>
+        <w:t>print(</w:t>
+      </w:r>
+      <w:proofErr w:type="gramEnd"/>
+      <w:r>
+        <w:rPr>
+          <w:lang w:val="en-US"/>
+        </w:rPr>
+        <w:t>"Violated Goal: Availability")</w:t>
+      </w:r>
+    </w:p>
+    <w:p>
+      <w:pPr>
+        <w:rPr>
+          <w:lang w:val="en-US"/>
+        </w:rPr>
+      </w:pPr>
+      <w:r>
+        <w:rPr>
+          <w:lang w:val="en-US"/>
+        </w:rPr>
+        <w:t xml:space="preserve">    </w:t>
+      </w:r>
+      <w:proofErr w:type="gramStart"/>
+      <w:r>
+        <w:rPr>
+          <w:lang w:val="en-US"/>
+        </w:rPr>
+        <w:t>print(</w:t>
+      </w:r>
+      <w:proofErr w:type="gramEnd"/>
+      <w:r>
+        <w:rPr>
+          <w:lang w:val="en-US"/>
+        </w:rPr>
+        <w:t>"Suggested Protection: Backup Server / Load Balancer")</w:t>
+      </w:r>
+    </w:p>
+    <w:p>
+      <w:pPr>
+        <w:rPr>
+          <w:lang w:val="en-US"/>
+        </w:rPr>
+      </w:pPr>
+      <w:proofErr w:type="spellStart"/>
+      <w:r>
+        <w:rPr>
+          <w:lang w:val="en-US"/>
+        </w:rPr>
+        <w:t>elif</w:t>
+      </w:r>
+      <w:proofErr w:type="spellEnd"/>
+      <w:r>
+        <w:rPr>
+          <w:lang w:val="en-US"/>
+        </w:rPr>
+        <w:t xml:space="preserve"> choice == 3:</w:t>
+      </w:r>
+    </w:p>
+    <w:p>
+      <w:pPr>
+        <w:rPr>
+          <w:lang w:val="en-US"/>
+        </w:rPr>
+      </w:pPr>
+      <w:r>
+        <w:rPr>
+          <w:lang w:val="en-US"/>
+        </w:rPr>
+        <w:t xml:space="preserve">    </w:t>
+      </w:r>
+      <w:proofErr w:type="gramStart"/>
+      <w:r>
+        <w:rPr>
+          <w:lang w:val="en-US"/>
+        </w:rPr>
+        <w:t>print(</w:t>
+      </w:r>
+      <w:proofErr w:type="gramEnd"/>
+      <w:r>
+        <w:rPr>
+          <w:lang w:val="en-US"/>
+        </w:rPr>
+        <w:t>"Violated Goal: Confidentiality")</w:t>
+      </w:r>
+    </w:p>
+    <w:p>
+      <w:pPr>
+        <w:rPr>
+          <w:lang w:val="en-US"/>
+        </w:rPr>
+      </w:pPr>
+      <w:r>
+        <w:rPr>
+          <w:lang w:val="en-US"/>
+        </w:rPr>
+        <w:t xml:space="preserve">    </w:t>
+      </w:r>
+      <w:proofErr w:type="gramStart"/>
+      <w:r>
+        <w:rPr>
+          <w:lang w:val="en-US"/>
+        </w:rPr>
+        <w:t>print(</w:t>
+      </w:r>
+      <w:proofErr w:type="gramEnd"/>
+      <w:r>
+        <w:rPr>
+          <w:lang w:val="en-US"/>
+        </w:rPr>
+        <w:t>"Suggested Protection: Encryption / Strong Authentication")</w:t>
+      </w:r>
+    </w:p>
+    <w:p>
+      <w:pPr>
+        <w:rPr>
+          <w:lang w:val="en-US"/>
+        </w:rPr>
+      </w:pPr>
+      <w:r>
+        <w:rPr>
+          <w:lang w:val="en-US"/>
+        </w:rPr>
+        <w:t>else:</w:t>
+      </w:r>
+    </w:p>
+    <w:p>
+      <w:pPr>
+        <w:rPr>
+          <w:lang w:val="en-US"/>
+        </w:rPr>
+      </w:pPr>
+      <w:r>
+        <w:rPr>
+          <w:lang w:val="en-US"/>
+        </w:rPr>
+        <w:t xml:space="preserve">    </w:t>
+      </w:r>
+      <w:proofErr w:type="gramStart"/>
+      <w:r>
+        <w:rPr>
+          <w:lang w:val="en-US"/>
+        </w:rPr>
+        <w:t>print(</w:t>
+      </w:r>
+      <w:proofErr w:type="gramEnd"/>
+      <w:r>
+        <w:rPr>
+          <w:lang w:val="en-US"/>
+        </w:rPr>
+        <w:t>"Invalid choice")</w:t>
+      </w:r>
+      <w:r>
+        <w:rPr>
+          <w:lang w:val="en-US"/>
+        </w:rPr>
+        <w:t>:</w:t>
+      </w:r>
+    </w:p>
+    <w:p>
+      <w:pPr>
+        <w:rPr>
+          <w:lang w:val="en-US"/>
+        </w:rPr>
+      </w:pPr>
+    </w:p>
+    <w:p>
+      <w:pPr>
+        <w:rPr>
+          <w:lang w:val="en-US"/>
+        </w:rPr>
+      </w:pPr>
+    </w:p>
+    <w:p>
+      <w:pPr>
+        <w:rPr>
+          <w:lang w:val="en-US"/>
+        </w:rPr>
+      </w:pPr>
+    </w:p>
+    <w:p>
+      <w:pPr>
+        <w:rPr>
+          <w:b/>
+          <w:bCs/>
+          <w:lang w:val="en-US"/>
+        </w:rPr>
+      </w:pPr>
+      <w:r>
+        <w:rPr>
+          <w:b/>
+          <w:bCs/>
+          <w:lang w:val="en-US"/>
+        </w:rPr>
+        <w:lastRenderedPageBreak/>
+        <w:t>OUTPUT</w:t>
+      </w:r>
+    </w:p>
+    <w:p>
+      <w:pPr>
+        <w:rPr>
+          <w:b/>
+          <w:bCs/>
+          <w:lang w:val="en-US"/>
+        </w:rPr>
+      </w:pPr>
+      <w:r>
+        <w:rPr>
+          <w:b/>
+          <w:bCs/>
+          <w:lang w:val="en-US"/>
+        </w:rPr>
+        <w:drawing>
+          <wp:inline distT="0" distB="0" distL="0" distR="0" wp14:anchorId="26C2E4D5" wp14:editId="6F082940">
+            <wp:extent cx="5731510" cy="1799590"/>
+            <wp:effectExtent l="0" t="0" r="2540" b="0"/>
+            <wp:docPr id="417252894" name="Picture 1"/>
+            <wp:cNvGraphicFramePr>
+              <a:graphicFrameLocks xmlns:a="http://schemas.openxmlformats.org/drawingml/2006/main" noChangeAspect="1"/>
+            </wp:cNvGraphicFramePr>
+            <a:graphic xmlns:a="http://schemas.openxmlformats.org/drawingml/2006/main">
+              <a:graphicData uri="http://schemas.openxmlformats.org/drawingml/2006/picture">
+                <pic:pic xmlns:pic="http://schemas.openxmlformats.org/drawingml/2006/picture">
+                  <pic:nvPicPr>
+                    <pic:cNvPr id="417252894" name=""/>
+                    <pic:cNvPicPr/>
+                  </pic:nvPicPr>
+                  <pic:blipFill>
+                    <a:blip r:embed="rId6"/>
+                    <a:stretch>
+                      <a:fillRect/>
+                    </a:stretch>
+                  </pic:blipFill>
+                  <pic:spPr>
+                    <a:xfrm>
+                      <a:off x="0" y="0"/>
+                      <a:ext cx="5731510" cy="1799590"/>
+                    </a:xfrm>
+                    <a:prstGeom prst="rect">
+                      <a:avLst/>
+                    </a:prstGeom>
+                  </pic:spPr>
+                </pic:pic>
+              </a:graphicData>
+            </a:graphic>
+          </wp:inline>
+        </w:drawing>
+      </w:r>
+    </w:p>
+    <w:p>
+      <w:pPr>
+        <w:rPr>
+          <w:b/>
+          <w:bCs/>
+        </w:rPr>
+      </w:pPr>
+      <w:r>
+        <w:rPr>
+          <w:b/>
+          <w:bCs/>
+        </w:rPr>
+        <w:t>4: Risk Assessment Calculator</w:t>
+      </w:r>
+    </w:p>
+    <w:p>
+      <w:pPr>
+        <w:rPr>
+          <w:lang w:val="en-US"/>
+        </w:rPr>
+      </w:pPr>
+      <w:r>
+        <w:rPr>
+          <w:lang w:val="en-US"/>
+        </w:rPr>
+        <w:t># Risk Assessment Calculator</w:t>
+      </w:r>
+    </w:p>
+    <w:p>
+      <w:pPr>
+        <w:rPr>
+          <w:lang w:val="en-US"/>
+        </w:rPr>
+      </w:pPr>
+    </w:p>
+    <w:p>
+      <w:pPr>
+        <w:rPr>
+          <w:lang w:val="en-US"/>
+        </w:rPr>
+      </w:pPr>
+      <w:r>
+        <w:rPr>
+          <w:lang w:val="en-US"/>
+        </w:rPr>
+        <w:t xml:space="preserve">threat = </w:t>
+      </w:r>
+      <w:proofErr w:type="gramStart"/>
+      <w:r>
+        <w:rPr>
+          <w:lang w:val="en-US"/>
+        </w:rPr>
+        <w:t>input(</w:t>
+      </w:r>
+      <w:proofErr w:type="gramEnd"/>
+      <w:r>
+        <w:rPr>
+          <w:lang w:val="en-US"/>
+        </w:rPr>
+        <w:t>"Enter Threat Name: ")</w:t>
+      </w:r>
+    </w:p>
+    <w:p>
+      <w:pPr>
+        <w:rPr>
+          <w:lang w:val="en-US"/>
+        </w:rPr>
+      </w:pPr>
+      <w:r>
+        <w:rPr>
+          <w:lang w:val="en-US"/>
+        </w:rPr>
+        <w:t xml:space="preserve">probability = </w:t>
+      </w:r>
+      <w:proofErr w:type="gramStart"/>
+      <w:r>
+        <w:rPr>
+          <w:lang w:val="en-US"/>
+        </w:rPr>
+        <w:t>int(input(</w:t>
+      </w:r>
+      <w:proofErr w:type="gramEnd"/>
+      <w:r>
+        <w:rPr>
+          <w:lang w:val="en-US"/>
+        </w:rPr>
+        <w:t>"Enter Probability (1-10): "))</w:t>
+      </w:r>
+    </w:p>
+    <w:p>
+      <w:pPr>
+        <w:rPr>
+          <w:lang w:val="en-US"/>
+        </w:rPr>
+      </w:pPr>
+      <w:r>
+        <w:rPr>
+          <w:lang w:val="en-US"/>
+        </w:rPr>
+        <w:t xml:space="preserve">impact = </w:t>
+      </w:r>
+      <w:proofErr w:type="gramStart"/>
+      <w:r>
+        <w:rPr>
+          <w:lang w:val="en-US"/>
+        </w:rPr>
+        <w:t>int(input(</w:t>
+      </w:r>
+      <w:proofErr w:type="gramEnd"/>
+      <w:r>
+        <w:rPr>
+          <w:lang w:val="en-US"/>
+        </w:rPr>
+        <w:t>"Enter Impact (1-10): "))</w:t>
+      </w:r>
+    </w:p>
+    <w:p>
+      <w:pPr>
+        <w:rPr>
+          <w:lang w:val="en-US"/>
+        </w:rPr>
+      </w:pPr>
+    </w:p>
+    <w:p>
+      <w:pPr>
+        <w:rPr>
+          <w:lang w:val="en-US"/>
+        </w:rPr>
+      </w:pPr>
+      <w:r>
+        <w:rPr>
+          <w:lang w:val="en-US"/>
+        </w:rPr>
+        <w:t>risk = probability * impact</w:t>
+      </w:r>
+    </w:p>
+    <w:p>
+      <w:pPr>
+        <w:rPr>
+          <w:lang w:val="en-US"/>
+        </w:rPr>
+      </w:pPr>
+    </w:p>
+    <w:p>
+      <w:pPr>
+        <w:rPr>
+          <w:lang w:val="en-US"/>
+        </w:rPr>
+      </w:pPr>
+      <w:proofErr w:type="gramStart"/>
+      <w:r>
+        <w:rPr>
+          <w:lang w:val="en-US"/>
+        </w:rPr>
+        <w:t>print(</w:t>
+      </w:r>
+      <w:proofErr w:type="gramEnd"/>
+      <w:r>
+        <w:rPr>
+          <w:lang w:val="en-US"/>
+        </w:rPr>
+        <w:t>"Risk Score:", risk)</w:t>
+      </w:r>
+    </w:p>
+    <w:p>
+      <w:pPr>
+        <w:rPr>
+          <w:lang w:val="en-US"/>
+        </w:rPr>
+      </w:pPr>
+    </w:p>
+    <w:p>
+      <w:pPr>
+        <w:rPr>
+          <w:lang w:val="en-US"/>
+        </w:rPr>
+      </w:pPr>
+      <w:r>
+        <w:rPr>
+          <w:lang w:val="en-US"/>
+        </w:rPr>
+        <w:t>if risk &lt;= 20:</w:t>
+      </w:r>
+    </w:p>
+    <w:p>
+      <w:pPr>
+        <w:rPr>
+          <w:lang w:val="en-US"/>
+        </w:rPr>
+      </w:pPr>
+      <w:r>
+        <w:rPr>
+          <w:lang w:val="en-US"/>
+        </w:rPr>
+        <w:t xml:space="preserve">    </w:t>
+      </w:r>
+      <w:proofErr w:type="gramStart"/>
+      <w:r>
+        <w:rPr>
+          <w:lang w:val="en-US"/>
+        </w:rPr>
+        <w:t>print(</w:t>
+      </w:r>
+      <w:proofErr w:type="gramEnd"/>
+      <w:r>
+        <w:rPr>
+          <w:lang w:val="en-US"/>
+        </w:rPr>
+        <w:t>"Risk Level: LOW")</w:t>
+      </w:r>
+    </w:p>
+    <w:p>
+      <w:pPr>
+        <w:rPr>
+          <w:lang w:val="en-US"/>
+        </w:rPr>
+      </w:pPr>
+      <w:r>
+        <w:rPr>
+          <w:lang w:val="en-US"/>
+        </w:rPr>
+        <w:t xml:space="preserve">    </w:t>
+      </w:r>
+      <w:proofErr w:type="gramStart"/>
+      <w:r>
+        <w:rPr>
+          <w:lang w:val="en-US"/>
+        </w:rPr>
+        <w:t>print(</w:t>
+      </w:r>
+      <w:proofErr w:type="gramEnd"/>
+      <w:r>
+        <w:rPr>
+          <w:lang w:val="en-US"/>
+        </w:rPr>
+        <w:t>"Recommended Control: Monitor regularly")</w:t>
+      </w:r>
+    </w:p>
+    <w:p>
+      <w:pPr>
+        <w:rPr>
+          <w:lang w:val="en-US"/>
+        </w:rPr>
+      </w:pPr>
+      <w:proofErr w:type="spellStart"/>
+      <w:r>
+        <w:rPr>
+          <w:lang w:val="en-US"/>
+        </w:rPr>
+        <w:t>elif</w:t>
+      </w:r>
+      <w:proofErr w:type="spellEnd"/>
+      <w:r>
+        <w:rPr>
+          <w:lang w:val="en-US"/>
+        </w:rPr>
+        <w:t xml:space="preserve"> risk &lt;= 60:</w:t>
+      </w:r>
+    </w:p>
+    <w:p>
+      <w:pPr>
+        <w:rPr>
+          <w:lang w:val="en-US"/>
+        </w:rPr>
+      </w:pPr>
+      <w:r>
+        <w:rPr>
+          <w:lang w:val="en-US"/>
+        </w:rPr>
+        <w:t xml:space="preserve">    </w:t>
+      </w:r>
+      <w:proofErr w:type="gramStart"/>
+      <w:r>
+        <w:rPr>
+          <w:lang w:val="en-US"/>
+        </w:rPr>
+        <w:t>print(</w:t>
+      </w:r>
+      <w:proofErr w:type="gramEnd"/>
+      <w:r>
+        <w:rPr>
+          <w:lang w:val="en-US"/>
+        </w:rPr>
+        <w:t>"Risk Level: MEDIUM")</w:t>
+      </w:r>
+    </w:p>
+    <w:p>
+      <w:pPr>
+        <w:rPr>
+          <w:lang w:val="en-US"/>
+        </w:rPr>
+      </w:pPr>
+      <w:r>
+        <w:rPr>
+          <w:lang w:val="en-US"/>
+        </w:rPr>
+        <w:t xml:space="preserve">    </w:t>
+      </w:r>
+      <w:proofErr w:type="gramStart"/>
+      <w:r>
+        <w:rPr>
+          <w:lang w:val="en-US"/>
+        </w:rPr>
+        <w:t>print(</w:t>
+      </w:r>
+      <w:proofErr w:type="gramEnd"/>
+      <w:r>
+        <w:rPr>
+          <w:lang w:val="en-US"/>
+        </w:rPr>
+        <w:t>"Recommended Control: Implement security controls")</w:t>
+      </w:r>
+    </w:p>
+    <w:p>
+      <w:pPr>
+        <w:rPr>
+          <w:lang w:val="en-US"/>
+        </w:rPr>
+      </w:pPr>
+      <w:r>
+        <w:rPr>
+          <w:lang w:val="en-US"/>
+        </w:rPr>
+        <w:t>else:</w:t>
+      </w:r>
+    </w:p>
+    <w:p>
+      <w:pPr>
+        <w:rPr>
+          <w:lang w:val="en-US"/>
+        </w:rPr>
+      </w:pPr>
+      <w:r>
+        <w:rPr>
+          <w:lang w:val="en-US"/>
+        </w:rPr>
+        <w:t xml:space="preserve">    </w:t>
+      </w:r>
+      <w:proofErr w:type="gramStart"/>
+      <w:r>
+        <w:rPr>
+          <w:lang w:val="en-US"/>
+        </w:rPr>
+        <w:t>print(</w:t>
+      </w:r>
+      <w:proofErr w:type="gramEnd"/>
+      <w:r>
+        <w:rPr>
+          <w:lang w:val="en-US"/>
+        </w:rPr>
+        <w:t>"Risk Level: HIGH")</w:t>
+      </w:r>
+    </w:p>
+    <w:p>
+      <w:pPr>
+        <w:rPr>
+          <w:lang w:val="en-US"/>
+        </w:rPr>
+      </w:pPr>
+      <w:r>
+        <w:rPr>
+          <w:lang w:val="en-US"/>
+        </w:rPr>
+        <w:t xml:space="preserve">    </w:t>
+      </w:r>
+      <w:proofErr w:type="gramStart"/>
+      <w:r>
+        <w:rPr>
+          <w:lang w:val="en-US"/>
+        </w:rPr>
+        <w:t>print(</w:t>
+      </w:r>
+      <w:proofErr w:type="gramEnd"/>
+      <w:r>
+        <w:rPr>
+          <w:lang w:val="en-US"/>
+        </w:rPr>
+        <w:t>"Recommended Control: Immediate mitigation required")</w:t>
+      </w:r>
+    </w:p>
+    <w:p>
+      <w:pPr>
+        <w:rPr>
+          <w:lang w:val="en-US"/>
+        </w:rPr>
+      </w:pPr>
+    </w:p>
+    <w:p>
+      <w:pPr>
+        <w:rPr>
+          <w:lang w:val="en-US"/>
+        </w:rPr>
+      </w:pPr>
+    </w:p>
+    <w:p>
+      <w:pPr>
+        <w:rPr>
+          <w:lang w:val="en-US"/>
+        </w:rPr>
+      </w:pPr>
+    </w:p>
+    <w:p>
+      <w:pPr>
+        <w:rPr>
+          <w:lang w:val="en-US"/>
+        </w:rPr>
+      </w:pPr>
+    </w:p>
+    <w:p>
+      <w:pPr>
+        <w:rPr>
+          <w:b/>
+          <w:bCs/>
+          <w:lang w:val="en-US"/>
+        </w:rPr>
+      </w:pPr>
+      <w:r>
+        <w:rPr>
+          <w:b/>
+          <w:bCs/>
+          <w:lang w:val="en-US"/>
+        </w:rPr>
+        <w:lastRenderedPageBreak/>
+        <w:t>OUTPUT:</w:t>
+      </w:r>
+    </w:p>
+    <w:p>
+      <w:pPr>
+        <w:rPr>
+          <w:b/>
+          <w:bCs/>
+          <w:lang w:val="en-US"/>
+        </w:rPr>
+      </w:pPr>
+      <w:r>
+        <w:rPr>
+          <w:b/>
+          <w:bCs/>
+          <w:lang w:val="en-US"/>
+        </w:rPr>
+        <w:drawing>
+          <wp:inline distT="0" distB="0" distL="0" distR="0" wp14:anchorId="16453B52" wp14:editId="626CC668">
+            <wp:extent cx="5731510" cy="1769745"/>
+            <wp:effectExtent l="0" t="0" r="2540" b="1905"/>
+            <wp:docPr id="1834235426" name="Picture 1"/>
+            <wp:cNvGraphicFramePr>
+              <a:graphicFrameLocks xmlns:a="http://schemas.openxmlformats.org/drawingml/2006/main" noChangeAspect="1"/>
+            </wp:cNvGraphicFramePr>
+            <a:graphic xmlns:a="http://schemas.openxmlformats.org/drawingml/2006/main">
+              <a:graphicData uri="http://schemas.openxmlformats.org/drawingml/2006/picture">
+                <pic:pic xmlns:pic="http://schemas.openxmlformats.org/drawingml/2006/picture">
+                  <pic:nvPicPr>
+                    <pic:cNvPr id="1834235426" name=""/>
+                    <pic:cNvPicPr/>
+                  </pic:nvPicPr>
+                  <pic:blipFill>
+                    <a:blip r:embed="rId7"/>
+                    <a:stretch>
+                      <a:fillRect/>
+                    </a:stretch>
+                  </pic:blipFill>
+                  <pic:spPr>
+                    <a:xfrm>
+                      <a:off x="0" y="0"/>
+                      <a:ext cx="5731510" cy="1769745"/>
+                    </a:xfrm>
+                    <a:prstGeom prst="rect">
+                      <a:avLst/>
+                    </a:prstGeom>
+                  </pic:spPr>
+                </pic:pic>
+              </a:graphicData>
+            </a:graphic>
+          </wp:inline>
+        </w:drawing>
+      </w:r>
+    </w:p>
+    <w:p>
+      <w:pPr>
+        <w:rPr>
+          <w:b/>
+          <w:bCs/>
+        </w:rPr>
+      </w:pPr>
+      <w:r>
+        <w:rPr>
+          <w:b/>
+          <w:bCs/>
         </w:rPr>
         <w:t>5: Access Control List (ACL) Simulation</w:t>
       </w:r>
@@ -2443,11 +2715,81 @@
           <w:lang w:val="en-US"/>
         </w:rPr>
       </w:pPr>
-      <w:r>
-        <w:rPr>
-          <w:lang w:val="en-US"/>
-        </w:rPr>
+    </w:p>
+    <w:p>
+      <w:pPr>
+        <w:rPr>
+          <w:lang w:val="en-US"/>
+        </w:rPr>
+      </w:pPr>
+    </w:p>
+    <w:p>
+      <w:pPr>
+        <w:rPr>
+          <w:b/>
+          <w:bCs/>
+          <w:lang w:val="en-US"/>
+        </w:rPr>
+      </w:pPr>
+      <w:r>
+        <w:rPr>
+          <w:b/>
+          <w:bCs/>
+          <w:lang w:val="en-US"/>
+        </w:rPr>
+        <w:lastRenderedPageBreak/>
         <w:t>OUTPUT:</w:t>
+      </w:r>
+    </w:p>
+    <w:p>
+      <w:pPr>
+        <w:rPr>
+          <w:b/>
+          <w:bCs/>
+          <w:lang w:val="en-US"/>
+        </w:rPr>
+      </w:pPr>
+      <w:r>
+        <w:rPr>
+          <w:b/>
+          <w:bCs/>
+          <w:lang w:val="en-US"/>
+        </w:rPr>
+        <w:drawing>
+          <wp:inline distT="0" distB="0" distL="0" distR="0" wp14:anchorId="299B3AB1" wp14:editId="174120FF">
+            <wp:extent cx="5731510" cy="1755140"/>
+            <wp:effectExtent l="0" t="0" r="2540" b="0"/>
+            <wp:docPr id="721857014" name="Picture 1"/>
+            <wp:cNvGraphicFramePr>
+              <a:graphicFrameLocks xmlns:a="http://schemas.openxmlformats.org/drawingml/2006/main" noChangeAspect="1"/>
+            </wp:cNvGraphicFramePr>
+            <a:graphic xmlns:a="http://schemas.openxmlformats.org/drawingml/2006/main">
+              <a:graphicData uri="http://schemas.openxmlformats.org/drawingml/2006/picture">
+                <pic:pic xmlns:pic="http://schemas.openxmlformats.org/drawingml/2006/picture">
+                  <pic:nvPicPr>
+                    <pic:cNvPr id="721857014" name=""/>
+                    <pic:cNvPicPr/>
+                  </pic:nvPicPr>
+                  <pic:blipFill>
+                    <a:blip r:embed="rId8"/>
+                    <a:stretch>
+                      <a:fillRect/>
+                    </a:stretch>
+                  </pic:blipFill>
+                  <pic:spPr>
+                    <a:xfrm>
+                      <a:off x="0" y="0"/>
+                      <a:ext cx="5731510" cy="1755140"/>
+                    </a:xfrm>
+                    <a:prstGeom prst="rect">
+                      <a:avLst/>
+                    </a:prstGeom>
+                  </pic:spPr>
+                </pic:pic>
+              </a:graphicData>
+            </a:graphic>
+          </wp:inline>
+        </w:drawing>
       </w:r>
     </w:p>
     <w:sectPr>
@@ -3064,6 +3406,7 @@
   <w:style w:type="character" w:default="1" w:styleId="DefaultParagraphFont">
     <w:name w:val="Default Paragraph Font"/>
     <w:uiPriority w:val="1"/>
+    <w:semiHidden/>
     <w:unhideWhenUsed/>
   </w:style>
   <w:style w:type="table" w:default="1" w:styleId="TableNormal">
